--- a/docs/lich_thi_dau.docx
+++ b/docs/lich_thi_dau.docx
@@ -5,7 +5,6 @@
     <w:p>
       <w:pPr>
         <w:jc w:val="center"/>
-        <w:pStyle w:val="Heading1"/>
       </w:pPr>
       <w:r>
         <w:rPr>
@@ -30,12 +29,12 @@
     </w:p>
     <w:p>
       <w:r>
-        <w:t>• Buổi sáng: 7:30 - 11:30</w:t>
-      </w:r>
-    </w:p>
-    <w:p>
-      <w:r>
-        <w:t>• Buổi chiều: 13:00 - 17:30</w:t>
+        <w:t>• Ngày 1: Chiều 13:30 - 17:30</w:t>
+      </w:r>
+    </w:p>
+    <w:p>
+      <w:r>
+        <w:t>• Ngày 2: Sáng 7:30 - 11:30, Chiều 13:00 - 18:00</w:t>
       </w:r>
     </w:p>
     <w:p>
@@ -49,15 +48,12 @@
       </w:r>
     </w:p>
     <w:p>
-      <w:pPr>
-        <w:pStyle w:val="Heading2"/>
-      </w:pPr>
       <w:r>
         <w:rPr>
           <w:b/>
           <w:sz w:val="32"/>
         </w:rPr>
-        <w:t>NGÀY 1 - BUỔI SÁNG (7:30 - 11:30)</w:t>
+        <w:t>NGÀY 1 - CHIỀU (13:30 - 17:30)</w:t>
       </w:r>
     </w:p>
     <w:tbl>
@@ -135,7 +131,7 @@
         <w:tc>
           <w:p>
             <w:r>
-              <w:t>07:30-08:00</w:t>
+              <w:t>13:30-14:00</w:t>
             </w:r>
           </w:p>
         </w:tc>
@@ -172,7 +168,7 @@
         <w:tc>
           <w:p>
             <w:r>
-              <w:t>08:00-08:30</w:t>
+              <w:t>14:00-14:30</w:t>
             </w:r>
           </w:p>
         </w:tc>
@@ -209,7 +205,7 @@
         <w:tc>
           <w:p>
             <w:r>
-              <w:t>08:30-09:00</w:t>
+              <w:t>14:30-15:00</w:t>
             </w:r>
           </w:p>
         </w:tc>
@@ -246,7 +242,7 @@
         <w:tc>
           <w:p>
             <w:r>
-              <w:t>09:00-09:30</w:t>
+              <w:t>15:00-15:30</w:t>
             </w:r>
           </w:p>
         </w:tc>
@@ -283,28 +279,28 @@
         <w:tc>
           <w:p>
             <w:r>
-              <w:t>09:30-10:00</w:t>
-            </w:r>
-          </w:p>
-        </w:tc>
-        <w:tc>
-          <w:p>
-            <w:r>
-              <w:t>Đôi Nam</w:t>
-            </w:r>
-          </w:p>
-        </w:tc>
-        <w:tc>
-          <w:p>
-            <w:r>
-              <w:t>Bảng A</w:t>
-            </w:r>
-          </w:p>
-        </w:tc>
-        <w:tc>
-          <w:p>
-            <w:r>
-              <w:t>A1 vs A2</w:t>
+              <w:t>15:30-16:00</w:t>
+            </w:r>
+          </w:p>
+        </w:tc>
+        <w:tc>
+          <w:p>
+            <w:r>
+              <w:t>Đơn Nam</w:t>
+            </w:r>
+          </w:p>
+        </w:tc>
+        <w:tc>
+          <w:p>
+            <w:r>
+              <w:t>Tứ kết</w:t>
+            </w:r>
+          </w:p>
+        </w:tc>
+        <w:tc>
+          <w:p>
+            <w:r>
+              <w:t>ĐN3 vs ĐN6</w:t>
             </w:r>
           </w:p>
         </w:tc>
@@ -320,28 +316,28 @@
         <w:tc>
           <w:p>
             <w:r>
-              <w:t>10:00-10:30</w:t>
-            </w:r>
-          </w:p>
-        </w:tc>
-        <w:tc>
-          <w:p>
-            <w:r>
-              <w:t>Đôi Nam</w:t>
-            </w:r>
-          </w:p>
-        </w:tc>
-        <w:tc>
-          <w:p>
-            <w:r>
-              <w:t>Bảng B</w:t>
-            </w:r>
-          </w:p>
-        </w:tc>
-        <w:tc>
-          <w:p>
-            <w:r>
-              <w:t>B1 vs B2</w:t>
+              <w:t>16:00-16:30</w:t>
+            </w:r>
+          </w:p>
+        </w:tc>
+        <w:tc>
+          <w:p>
+            <w:r>
+              <w:t>Đơn Nữ</w:t>
+            </w:r>
+          </w:p>
+        </w:tc>
+        <w:tc>
+          <w:p>
+            <w:r>
+              <w:t>Tứ kết</w:t>
+            </w:r>
+          </w:p>
+        </w:tc>
+        <w:tc>
+          <w:p>
+            <w:r>
+              <w:t>DNữ3 vs DNữ6</w:t>
             </w:r>
           </w:p>
         </w:tc>
@@ -357,7 +353,7 @@
         <w:tc>
           <w:p>
             <w:r>
-              <w:t>10:30-11:00</w:t>
+              <w:t>16:30-17:00</w:t>
             </w:r>
           </w:p>
         </w:tc>
@@ -378,7 +374,7 @@
         <w:tc>
           <w:p>
             <w:r>
-              <w:t>ĐN3 vs ĐN6</w:t>
+              <w:t>ĐN4 vs ĐN5</w:t>
             </w:r>
           </w:p>
         </w:tc>
@@ -394,7 +390,7 @@
         <w:tc>
           <w:p>
             <w:r>
-              <w:t>11:00-11:30</w:t>
+              <w:t>17:00-17:30</w:t>
             </w:r>
           </w:p>
         </w:tc>
@@ -415,7 +411,7 @@
         <w:tc>
           <w:p>
             <w:r>
-              <w:t>DNữ3 vs DNữ6</w:t>
+              <w:t>DNữ4 vs DNữ5</w:t>
             </w:r>
           </w:p>
         </w:tc>
@@ -427,15 +423,12 @@
       </w:r>
     </w:p>
     <w:p>
-      <w:pPr>
-        <w:pStyle w:val="Heading2"/>
-      </w:pPr>
       <w:r>
         <w:rPr>
           <w:b/>
           <w:sz w:val="32"/>
         </w:rPr>
-        <w:t>NGÀY 1 - BUỔI CHIỀU (13:00 - 17:30)</w:t>
+        <w:t>NGÀY 2 - SÁNG (7:30 - 11:30)</w:t>
       </w:r>
     </w:p>
     <w:tbl>
@@ -513,28 +506,28 @@
         <w:tc>
           <w:p>
             <w:r>
-              <w:t>13:00-13:30</w:t>
-            </w:r>
-          </w:p>
-        </w:tc>
-        <w:tc>
-          <w:p>
-            <w:r>
-              <w:t>Đơn Nam</w:t>
-            </w:r>
-          </w:p>
-        </w:tc>
-        <w:tc>
-          <w:p>
-            <w:r>
-              <w:t>Tứ kết</w:t>
-            </w:r>
-          </w:p>
-        </w:tc>
-        <w:tc>
-          <w:p>
-            <w:r>
-              <w:t>ĐN4 vs ĐN5</w:t>
+              <w:t>07:30-08:00</w:t>
+            </w:r>
+          </w:p>
+        </w:tc>
+        <w:tc>
+          <w:p>
+            <w:r>
+              <w:t>Đôi Nam</w:t>
+            </w:r>
+          </w:p>
+        </w:tc>
+        <w:tc>
+          <w:p>
+            <w:r>
+              <w:t>Bảng A</w:t>
+            </w:r>
+          </w:p>
+        </w:tc>
+        <w:tc>
+          <w:p>
+            <w:r>
+              <w:t>A1 vs A2</w:t>
             </w:r>
           </w:p>
         </w:tc>
@@ -550,28 +543,28 @@
         <w:tc>
           <w:p>
             <w:r>
-              <w:t>13:30-14:00</w:t>
-            </w:r>
-          </w:p>
-        </w:tc>
-        <w:tc>
-          <w:p>
-            <w:r>
-              <w:t>Đơn Nữ</w:t>
-            </w:r>
-          </w:p>
-        </w:tc>
-        <w:tc>
-          <w:p>
-            <w:r>
-              <w:t>Tứ kết</w:t>
-            </w:r>
-          </w:p>
-        </w:tc>
-        <w:tc>
-          <w:p>
-            <w:r>
-              <w:t>DNữ4 vs DNữ5</w:t>
+              <w:t>08:00-08:30</w:t>
+            </w:r>
+          </w:p>
+        </w:tc>
+        <w:tc>
+          <w:p>
+            <w:r>
+              <w:t>Đôi Nam</w:t>
+            </w:r>
+          </w:p>
+        </w:tc>
+        <w:tc>
+          <w:p>
+            <w:r>
+              <w:t>Bảng B</w:t>
+            </w:r>
+          </w:p>
+        </w:tc>
+        <w:tc>
+          <w:p>
+            <w:r>
+              <w:t>B1 vs B2</w:t>
             </w:r>
           </w:p>
         </w:tc>
@@ -587,7 +580,7 @@
         <w:tc>
           <w:p>
             <w:r>
-              <w:t>14:00-14:30</w:t>
+              <w:t>08:30-09:00</w:t>
             </w:r>
           </w:p>
         </w:tc>
@@ -624,7 +617,7 @@
         <w:tc>
           <w:p>
             <w:r>
-              <w:t>14:30-15:00</w:t>
+              <w:t>09:00-09:30</w:t>
             </w:r>
           </w:p>
         </w:tc>
@@ -661,7 +654,7 @@
         <w:tc>
           <w:p>
             <w:r>
-              <w:t>15:00-15:30</w:t>
+              <w:t>09:30-10:00</w:t>
             </w:r>
           </w:p>
         </w:tc>
@@ -698,7 +691,7 @@
         <w:tc>
           <w:p>
             <w:r>
-              <w:t>15:30-16:00</w:t>
+              <w:t>10:00-10:30</w:t>
             </w:r>
           </w:p>
         </w:tc>
@@ -735,7 +728,7 @@
         <w:tc>
           <w:p>
             <w:r>
-              <w:t>16:00-16:30</w:t>
+              <w:t>10:30-11:00</w:t>
             </w:r>
           </w:p>
         </w:tc>
@@ -772,7 +765,7 @@
         <w:tc>
           <w:p>
             <w:r>
-              <w:t>16:30-17:00</w:t>
+              <w:t>11:00-11:30</w:t>
             </w:r>
           </w:p>
         </w:tc>
@@ -798,43 +791,6 @@
           </w:p>
         </w:tc>
       </w:tr>
-      <w:tr>
-        <w:tc>
-          <w:p>
-            <w:r>
-              <w:t>17</w:t>
-            </w:r>
-          </w:p>
-        </w:tc>
-        <w:tc>
-          <w:p>
-            <w:r>
-              <w:t>17:00-17:30</w:t>
-            </w:r>
-          </w:p>
-        </w:tc>
-        <w:tc>
-          <w:p>
-            <w:r>
-              <w:t>Đôi Nam</w:t>
-            </w:r>
-          </w:p>
-        </w:tc>
-        <w:tc>
-          <w:p>
-            <w:r>
-              <w:t>Bảng A</w:t>
-            </w:r>
-          </w:p>
-        </w:tc>
-        <w:tc>
-          <w:p>
-            <w:r>
-              <w:t>A2 vs A3</w:t>
-            </w:r>
-          </w:p>
-        </w:tc>
-      </w:tr>
     </w:tbl>
     <w:p>
       <w:r>
@@ -842,15 +798,12 @@
       </w:r>
     </w:p>
     <w:p>
-      <w:pPr>
-        <w:pStyle w:val="Heading2"/>
-      </w:pPr>
       <w:r>
         <w:rPr>
           <w:b/>
           <w:sz w:val="32"/>
         </w:rPr>
-        <w:t>NGÀY 2 - BUỔI SÁNG (7:30 - 11:30)</w:t>
+        <w:t>NGÀY 2 - CHIỀU (13:00 - 18:00)</w:t>
       </w:r>
     </w:p>
     <w:tbl>
@@ -921,6 +874,43 @@
         <w:tc>
           <w:p>
             <w:r>
+              <w:t>17</w:t>
+            </w:r>
+          </w:p>
+        </w:tc>
+        <w:tc>
+          <w:p>
+            <w:r>
+              <w:t>13:00-13:30</w:t>
+            </w:r>
+          </w:p>
+        </w:tc>
+        <w:tc>
+          <w:p>
+            <w:r>
+              <w:t>Đôi Nam</w:t>
+            </w:r>
+          </w:p>
+        </w:tc>
+        <w:tc>
+          <w:p>
+            <w:r>
+              <w:t>Bảng A</w:t>
+            </w:r>
+          </w:p>
+        </w:tc>
+        <w:tc>
+          <w:p>
+            <w:r>
+              <w:t>A2 vs A3</w:t>
+            </w:r>
+          </w:p>
+        </w:tc>
+      </w:tr>
+      <w:tr>
+        <w:tc>
+          <w:p>
+            <w:r>
               <w:t>18</w:t>
             </w:r>
           </w:p>
@@ -928,7 +918,155 @@
         <w:tc>
           <w:p>
             <w:r>
-              <w:t>07:30-08:00</w:t>
+              <w:t>13:30-14:00</w:t>
+            </w:r>
+          </w:p>
+        </w:tc>
+        <w:tc>
+          <w:p>
+            <w:r>
+              <w:t>Đơn Nam</w:t>
+            </w:r>
+          </w:p>
+        </w:tc>
+        <w:tc>
+          <w:p>
+            <w:r>
+              <w:t>Bán kết</w:t>
+            </w:r>
+          </w:p>
+        </w:tc>
+        <w:tc>
+          <w:p>
+            <w:r>
+              <w:t>Thắng TK1 vs Thắng TK2</w:t>
+            </w:r>
+          </w:p>
+        </w:tc>
+      </w:tr>
+      <w:tr>
+        <w:tc>
+          <w:p>
+            <w:r>
+              <w:t>19</w:t>
+            </w:r>
+          </w:p>
+        </w:tc>
+        <w:tc>
+          <w:p>
+            <w:r>
+              <w:t>14:00-14:30</w:t>
+            </w:r>
+          </w:p>
+        </w:tc>
+        <w:tc>
+          <w:p>
+            <w:r>
+              <w:t>Đơn Nữ</w:t>
+            </w:r>
+          </w:p>
+        </w:tc>
+        <w:tc>
+          <w:p>
+            <w:r>
+              <w:t>Bán kết</w:t>
+            </w:r>
+          </w:p>
+        </w:tc>
+        <w:tc>
+          <w:p>
+            <w:r>
+              <w:t>Thắng TK1 vs Thắng TK2</w:t>
+            </w:r>
+          </w:p>
+        </w:tc>
+      </w:tr>
+      <w:tr>
+        <w:tc>
+          <w:p>
+            <w:r>
+              <w:t>20</w:t>
+            </w:r>
+          </w:p>
+        </w:tc>
+        <w:tc>
+          <w:p>
+            <w:r>
+              <w:t>14:30-15:00</w:t>
+            </w:r>
+          </w:p>
+        </w:tc>
+        <w:tc>
+          <w:p>
+            <w:r>
+              <w:t>Đơn Nam</w:t>
+            </w:r>
+          </w:p>
+        </w:tc>
+        <w:tc>
+          <w:p>
+            <w:r>
+              <w:t>Bán kết</w:t>
+            </w:r>
+          </w:p>
+        </w:tc>
+        <w:tc>
+          <w:p>
+            <w:r>
+              <w:t>Thắng TK3 vs Thắng TK4</w:t>
+            </w:r>
+          </w:p>
+        </w:tc>
+      </w:tr>
+      <w:tr>
+        <w:tc>
+          <w:p>
+            <w:r>
+              <w:t>21</w:t>
+            </w:r>
+          </w:p>
+        </w:tc>
+        <w:tc>
+          <w:p>
+            <w:r>
+              <w:t>15:00-15:30</w:t>
+            </w:r>
+          </w:p>
+        </w:tc>
+        <w:tc>
+          <w:p>
+            <w:r>
+              <w:t>Đơn Nữ</w:t>
+            </w:r>
+          </w:p>
+        </w:tc>
+        <w:tc>
+          <w:p>
+            <w:r>
+              <w:t>Bán kết</w:t>
+            </w:r>
+          </w:p>
+        </w:tc>
+        <w:tc>
+          <w:p>
+            <w:r>
+              <w:t>Thắng TK3 vs Thắng TK4</w:t>
+            </w:r>
+          </w:p>
+        </w:tc>
+      </w:tr>
+      <w:tr>
+        <w:tc>
+          <w:p>
+            <w:r>
+              <w:t>22</w:t>
+            </w:r>
+          </w:p>
+        </w:tc>
+        <w:tc>
+          <w:p>
+            <w:r>
+              <w:t>15:30-16:00</w:t>
             </w:r>
           </w:p>
         </w:tc>
@@ -942,30 +1080,141 @@
         <w:tc>
           <w:p>
             <w:r>
-              <w:t>Bảng A</w:t>
-            </w:r>
-          </w:p>
-        </w:tc>
-        <w:tc>
-          <w:p>
-            <w:r>
-              <w:t>A3 vs A4</w:t>
-            </w:r>
-          </w:p>
-        </w:tc>
-      </w:tr>
-      <w:tr>
-        <w:tc>
-          <w:p>
-            <w:r>
-              <w:t>19</w:t>
-            </w:r>
-          </w:p>
-        </w:tc>
-        <w:tc>
-          <w:p>
-            <w:r>
-              <w:t>08:00-08:30</w:t>
+              <w:t>Bán kết</w:t>
+            </w:r>
+          </w:p>
+        </w:tc>
+        <w:tc>
+          <w:p>
+            <w:r>
+              <w:t>Nhất A vs Nhì B</w:t>
+            </w:r>
+          </w:p>
+        </w:tc>
+      </w:tr>
+      <w:tr>
+        <w:tc>
+          <w:p>
+            <w:r>
+              <w:t>23</w:t>
+            </w:r>
+          </w:p>
+        </w:tc>
+        <w:tc>
+          <w:p>
+            <w:r>
+              <w:t>16:00-16:30</w:t>
+            </w:r>
+          </w:p>
+        </w:tc>
+        <w:tc>
+          <w:p>
+            <w:r>
+              <w:t>Đôi Nam</w:t>
+            </w:r>
+          </w:p>
+        </w:tc>
+        <w:tc>
+          <w:p>
+            <w:r>
+              <w:t>Bán kết</w:t>
+            </w:r>
+          </w:p>
+        </w:tc>
+        <w:tc>
+          <w:p>
+            <w:r>
+              <w:t>Nhất B vs Nhì A</w:t>
+            </w:r>
+          </w:p>
+        </w:tc>
+      </w:tr>
+      <w:tr>
+        <w:tc>
+          <w:p>
+            <w:r>
+              <w:t>24</w:t>
+            </w:r>
+          </w:p>
+        </w:tc>
+        <w:tc>
+          <w:p>
+            <w:r>
+              <w:t>16:30-17:00</w:t>
+            </w:r>
+          </w:p>
+        </w:tc>
+        <w:tc>
+          <w:p>
+            <w:r>
+              <w:t>Đôi Nam</w:t>
+            </w:r>
+          </w:p>
+        </w:tc>
+        <w:tc>
+          <w:p>
+            <w:r>
+              <w:t>CHUNG KẾT</w:t>
+            </w:r>
+          </w:p>
+        </w:tc>
+        <w:tc>
+          <w:p>
+            <w:r>
+              <w:t>Thắng BK1 vs Thắng BK2</w:t>
+            </w:r>
+          </w:p>
+        </w:tc>
+      </w:tr>
+      <w:tr>
+        <w:tc>
+          <w:p>
+            <w:r>
+              <w:t>25</w:t>
+            </w:r>
+          </w:p>
+        </w:tc>
+        <w:tc>
+          <w:p>
+            <w:r>
+              <w:t>17:00-17:30</w:t>
+            </w:r>
+          </w:p>
+        </w:tc>
+        <w:tc>
+          <w:p>
+            <w:r>
+              <w:t>Đơn Nữ</w:t>
+            </w:r>
+          </w:p>
+        </w:tc>
+        <w:tc>
+          <w:p>
+            <w:r>
+              <w:t>CHUNG KẾT</w:t>
+            </w:r>
+          </w:p>
+        </w:tc>
+        <w:tc>
+          <w:p>
+            <w:r>
+              <w:t>Thắng BK1 vs Thắng BK2</w:t>
+            </w:r>
+          </w:p>
+        </w:tc>
+      </w:tr>
+      <w:tr>
+        <w:tc>
+          <w:p>
+            <w:r>
+              <w:t>26</w:t>
+            </w:r>
+          </w:p>
+        </w:tc>
+        <w:tc>
+          <w:p>
+            <w:r>
+              <w:t>17:30-18:00</w:t>
             </w:r>
           </w:p>
         </w:tc>
@@ -979,199 +1228,14 @@
         <w:tc>
           <w:p>
             <w:r>
-              <w:t>Bán kết</w:t>
-            </w:r>
-          </w:p>
-        </w:tc>
-        <w:tc>
-          <w:p>
-            <w:r>
-              <w:t>Thắng TK1 vs Thắng TK2</w:t>
-            </w:r>
-          </w:p>
-        </w:tc>
-      </w:tr>
-      <w:tr>
-        <w:tc>
-          <w:p>
-            <w:r>
-              <w:t>20</w:t>
-            </w:r>
-          </w:p>
-        </w:tc>
-        <w:tc>
-          <w:p>
-            <w:r>
-              <w:t>08:30-09:00</w:t>
-            </w:r>
-          </w:p>
-        </w:tc>
-        <w:tc>
-          <w:p>
-            <w:r>
-              <w:t>Đơn Nữ</w:t>
-            </w:r>
-          </w:p>
-        </w:tc>
-        <w:tc>
-          <w:p>
-            <w:r>
-              <w:t>Bán kết</w:t>
-            </w:r>
-          </w:p>
-        </w:tc>
-        <w:tc>
-          <w:p>
-            <w:r>
-              <w:t>Thắng TK1 vs Thắng TK2</w:t>
-            </w:r>
-          </w:p>
-        </w:tc>
-      </w:tr>
-      <w:tr>
-        <w:tc>
-          <w:p>
-            <w:r>
-              <w:t>21</w:t>
-            </w:r>
-          </w:p>
-        </w:tc>
-        <w:tc>
-          <w:p>
-            <w:r>
-              <w:t>09:00-09:30</w:t>
-            </w:r>
-          </w:p>
-        </w:tc>
-        <w:tc>
-          <w:p>
-            <w:r>
-              <w:t>Đơn Nam</w:t>
-            </w:r>
-          </w:p>
-        </w:tc>
-        <w:tc>
-          <w:p>
-            <w:r>
-              <w:t>Bán kết</w:t>
-            </w:r>
-          </w:p>
-        </w:tc>
-        <w:tc>
-          <w:p>
-            <w:r>
-              <w:t>Thắng TK3 vs Thắng TK4</w:t>
-            </w:r>
-          </w:p>
-        </w:tc>
-      </w:tr>
-      <w:tr>
-        <w:tc>
-          <w:p>
-            <w:r>
-              <w:t>22</w:t>
-            </w:r>
-          </w:p>
-        </w:tc>
-        <w:tc>
-          <w:p>
-            <w:r>
-              <w:t>09:30-10:00</w:t>
-            </w:r>
-          </w:p>
-        </w:tc>
-        <w:tc>
-          <w:p>
-            <w:r>
-              <w:t>Đơn Nữ</w:t>
-            </w:r>
-          </w:p>
-        </w:tc>
-        <w:tc>
-          <w:p>
-            <w:r>
-              <w:t>Bán kết</w:t>
-            </w:r>
-          </w:p>
-        </w:tc>
-        <w:tc>
-          <w:p>
-            <w:r>
-              <w:t>Thắng TK3 vs Thắng TK4</w:t>
-            </w:r>
-          </w:p>
-        </w:tc>
-      </w:tr>
-      <w:tr>
-        <w:tc>
-          <w:p>
-            <w:r>
-              <w:t>23</w:t>
-            </w:r>
-          </w:p>
-        </w:tc>
-        <w:tc>
-          <w:p>
-            <w:r>
-              <w:t>10:00-10:30</w:t>
-            </w:r>
-          </w:p>
-        </w:tc>
-        <w:tc>
-          <w:p>
-            <w:r>
-              <w:t>Đôi Nam</w:t>
-            </w:r>
-          </w:p>
-        </w:tc>
-        <w:tc>
-          <w:p>
-            <w:r>
-              <w:t>Bán kết</w:t>
-            </w:r>
-          </w:p>
-        </w:tc>
-        <w:tc>
-          <w:p>
-            <w:r>
-              <w:t>Nhất A vs Nhì B</w:t>
-            </w:r>
-          </w:p>
-        </w:tc>
-      </w:tr>
-      <w:tr>
-        <w:tc>
-          <w:p>
-            <w:r>
-              <w:t>24</w:t>
-            </w:r>
-          </w:p>
-        </w:tc>
-        <w:tc>
-          <w:p>
-            <w:r>
-              <w:t>10:30-11:00</w:t>
-            </w:r>
-          </w:p>
-        </w:tc>
-        <w:tc>
-          <w:p>
-            <w:r>
-              <w:t>Đôi Nam</w:t>
-            </w:r>
-          </w:p>
-        </w:tc>
-        <w:tc>
-          <w:p>
-            <w:r>
-              <w:t>Bán kết</w:t>
-            </w:r>
-          </w:p>
-        </w:tc>
-        <w:tc>
-          <w:p>
-            <w:r>
-              <w:t>Nhất B vs Nhì A</w:t>
+              <w:t>CHUNG KẾT</w:t>
+            </w:r>
+          </w:p>
+        </w:tc>
+        <w:tc>
+          <w:p>
+            <w:r>
+              <w:t>Thắng BK1 vs Thắng BK2</w:t>
             </w:r>
           </w:p>
         </w:tc>
@@ -1183,202 +1247,6 @@
       </w:r>
     </w:p>
     <w:p>
-      <w:pPr>
-        <w:pStyle w:val="Heading2"/>
-      </w:pPr>
-      <w:r>
-        <w:rPr>
-          <w:b/>
-          <w:sz w:val="32"/>
-        </w:rPr>
-        <w:t>NGÀY 2 - BUỔI CHIỀU - CHUNG KẾT (13:00 - 17:30)</w:t>
-      </w:r>
-    </w:p>
-    <w:tbl>
-      <w:tblPr>
-        <w:tblW w:w="9000" w:type="dxa"/>
-        <w:tblBorders>
-          <w:top w:val="single" w:sz="4"/>
-          <w:left w:val="single" w:sz="4"/>
-          <w:bottom w:val="single" w:sz="4"/>
-          <w:right w:val="single" w:sz="4"/>
-          <w:insideH w:val="single" w:sz="4"/>
-          <w:insideV w:val="single" w:sz="4"/>
-        </w:tblBorders>
-      </w:tblPr>
-      <w:tr>
-        <w:tc>
-          <w:p>
-            <w:r>
-              <w:rPr>
-                <w:b/>
-              </w:rPr>
-              <w:t>STT</w:t>
-            </w:r>
-          </w:p>
-        </w:tc>
-        <w:tc>
-          <w:p>
-            <w:r>
-              <w:rPr>
-                <w:b/>
-              </w:rPr>
-              <w:t>Giờ</w:t>
-            </w:r>
-          </w:p>
-        </w:tc>
-        <w:tc>
-          <w:p>
-            <w:r>
-              <w:rPr>
-                <w:b/>
-              </w:rPr>
-              <w:t>Nội dung</w:t>
-            </w:r>
-          </w:p>
-        </w:tc>
-        <w:tc>
-          <w:p>
-            <w:r>
-              <w:rPr>
-                <w:b/>
-              </w:rPr>
-              <w:t>Vòng đấu</w:t>
-            </w:r>
-          </w:p>
-        </w:tc>
-        <w:tc>
-          <w:p>
-            <w:r>
-              <w:rPr>
-                <w:b/>
-              </w:rPr>
-              <w:t>Trận</w:t>
-            </w:r>
-          </w:p>
-        </w:tc>
-      </w:tr>
-      <w:tr>
-        <w:tc>
-          <w:p>
-            <w:r>
-              <w:t>25</w:t>
-            </w:r>
-          </w:p>
-        </w:tc>
-        <w:tc>
-          <w:p>
-            <w:r>
-              <w:t>14:00-14:30</w:t>
-            </w:r>
-          </w:p>
-        </w:tc>
-        <w:tc>
-          <w:p>
-            <w:r>
-              <w:t>Đôi Nam</w:t>
-            </w:r>
-          </w:p>
-        </w:tc>
-        <w:tc>
-          <w:p>
-            <w:r>
-              <w:t>Chung kết</w:t>
-            </w:r>
-          </w:p>
-        </w:tc>
-        <w:tc>
-          <w:p>
-            <w:r>
-              <w:t>Thắng BK1 vs Thắng BK2</w:t>
-            </w:r>
-          </w:p>
-        </w:tc>
-      </w:tr>
-      <w:tr>
-        <w:tc>
-          <w:p>
-            <w:r>
-              <w:t>26</w:t>
-            </w:r>
-          </w:p>
-        </w:tc>
-        <w:tc>
-          <w:p>
-            <w:r>
-              <w:t>15:00-15:30</w:t>
-            </w:r>
-          </w:p>
-        </w:tc>
-        <w:tc>
-          <w:p>
-            <w:r>
-              <w:t>Đơn Nữ</w:t>
-            </w:r>
-          </w:p>
-        </w:tc>
-        <w:tc>
-          <w:p>
-            <w:r>
-              <w:t>Chung kết</w:t>
-            </w:r>
-          </w:p>
-        </w:tc>
-        <w:tc>
-          <w:p>
-            <w:r>
-              <w:t>Thắng BK1 vs Thắng BK2</w:t>
-            </w:r>
-          </w:p>
-        </w:tc>
-      </w:tr>
-      <w:tr>
-        <w:tc>
-          <w:p>
-            <w:r>
-              <w:t>27</w:t>
-            </w:r>
-          </w:p>
-        </w:tc>
-        <w:tc>
-          <w:p>
-            <w:r>
-              <w:t>16:00-16:30</w:t>
-            </w:r>
-          </w:p>
-        </w:tc>
-        <w:tc>
-          <w:p>
-            <w:r>
-              <w:t>Đơn Nam</w:t>
-            </w:r>
-          </w:p>
-        </w:tc>
-        <w:tc>
-          <w:p>
-            <w:r>
-              <w:t>Chung kết</w:t>
-            </w:r>
-          </w:p>
-        </w:tc>
-        <w:tc>
-          <w:p>
-            <w:r>
-              <w:t>Thắng BK1 vs Thắng BK2</w:t>
-            </w:r>
-          </w:p>
-        </w:tc>
-      </w:tr>
-    </w:tbl>
-    <w:p>
-      <w:r>
-        <w:t/>
-      </w:r>
-    </w:p>
-    <w:p>
-      <w:pPr>
-        <w:pStyle w:val="Heading2"/>
-      </w:pPr>
       <w:r>
         <w:rPr>
           <w:b/>
@@ -1415,9 +1283,6 @@
       </w:r>
     </w:p>
     <w:p>
-      <w:pPr>
-        <w:pStyle w:val="Heading2"/>
-      </w:pPr>
       <w:r>
         <w:rPr>
           <w:b/>
@@ -1428,22 +1293,27 @@
     </w:p>
     <w:p>
       <w:r>
-        <w:t>1. Tránh trùng lặp VĐV: Các trận Đơn Nam và Đôi Nam được xếp xen kẽ với Đơn Nữ để VĐV tham gia cả 2 nội dung có thời gian nghỉ.</w:t>
-      </w:r>
-    </w:p>
-    <w:p>
-      <w:r>
-        <w:t>2. Vòng tròn Bảng A: 6 trận (mỗi đội gặp nhau 1 lần)</w:t>
-      </w:r>
-    </w:p>
-    <w:p>
-      <w:r>
-        <w:t>3. Vòng tròn Bảng B: 3 trận (mỗi đội gặp nhau 1 lần)</w:t>
-      </w:r>
-    </w:p>
-    <w:p>
-      <w:r>
-        <w:t>4. Bán kết Đôi Nam: Nhất Bảng A vs Nhì Bảng B; Nhất Bảng B vs Nhì Bảng A</w:t>
+        <w:t>1. Ngày 1 chỉ thi đấu buổi chiều (tứ kết Đơn Nam và Đơn Nữ).</w:t>
+      </w:r>
+    </w:p>
+    <w:p>
+      <w:r>
+        <w:t>2. Ngày 2 sáng: Vòng bảng Đôi Nam.</w:t>
+      </w:r>
+    </w:p>
+    <w:p>
+      <w:r>
+        <w:t>3. Ngày 2 chiều: Bán kết + Chung kết cả 3 nội dung.</w:t>
+      </w:r>
+    </w:p>
+    <w:p>
+      <w:r>
+        <w:t>4. Tránh trùng lặp: Đơn Nam xen kẽ Đơn Nữ để VĐV tham gia nhiều nội dung có thời gian nghỉ.</w:t>
+      </w:r>
+    </w:p>
+    <w:p>
+      <w:r>
+        <w:t>5. Bán kết Đôi Nam: Nhất A vs Nhì B; Nhất B vs Nhì A.</w:t>
       </w:r>
     </w:p>
   </w:body>

--- a/docs/lich_thi_dau.docx
+++ b/docs/lich_thi_dau.docx
@@ -39,7 +39,7 @@
     </w:p>
     <w:p>
       <w:r>
-        <w:t>• Ngày 2: Sáng 7:30 - 11:30, Chiều 14:00 - 16:30</w:t>
+        <w:t>• Ngày 2: Sáng 7:30 - 11:30, Chiều 14:00 - 17:30</w:t>
       </w:r>
     </w:p>
     <w:p>
@@ -305,7 +305,7 @@
           <w:b/>
           <w:sz w:val="32"/>
         </w:rPr>
-        <w:t>NGÀY 2 - SÁNG (7:30 - 11:00)</w:t>
+        <w:t>NGÀY 2 - SÁNG (7:30 - 11:30)</w:t>
       </w:r>
     </w:p>
     <w:tbl>
@@ -546,7 +546,7 @@
           <w:b/>
           <w:sz w:val="32"/>
         </w:rPr>
-        <w:t>NGÀY 2 - CHIỀU - CHUNG KẾT (14:00 - 16:30)</w:t>
+        <w:t>NGÀY 2 - CHIỀU - TRANH 3-4 &amp; CHUNG KẾT (14:00 - 17:30)</w:t>
       </w:r>
     </w:p>
     <w:tbl>
@@ -578,17 +578,17 @@
               <w:rPr>
                 <w:b/>
               </w:rPr>
-              <w:t>Nội dung</w:t>
-            </w:r>
-          </w:p>
-        </w:tc>
-        <w:tc>
-          <w:p>
-            <w:r>
-              <w:rPr>
-                <w:b/>
-              </w:rPr>
-              <w:t>Trận</w:t>
+              <w:t>Bàn 1</w:t>
+            </w:r>
+          </w:p>
+        </w:tc>
+        <w:tc>
+          <w:p>
+            <w:r>
+              <w:rPr>
+                <w:b/>
+              </w:rPr>
+              <w:t>Bàn 2</w:t>
             </w:r>
           </w:p>
         </w:tc>
@@ -604,6 +604,90 @@
         <w:tc>
           <w:p>
             <w:r>
+              <w:t>Đơn Nam TRANH 3-4: Thua BK1 vs Thua BK2</w:t>
+            </w:r>
+          </w:p>
+        </w:tc>
+        <w:tc>
+          <w:p>
+            <w:r>
+              <w:t>Đơn Nữ TRANH 3-4: Thua BK1 vs Thua BK2</w:t>
+            </w:r>
+          </w:p>
+        </w:tc>
+      </w:tr>
+      <w:tr>
+        <w:tc>
+          <w:p>
+            <w:r>
+              <w:t>14:30-15:00</w:t>
+            </w:r>
+          </w:p>
+        </w:tc>
+        <w:tc>
+          <w:p>
+            <w:r>
+              <w:t>Đôi Nam TRANH 3-4: Thua BK1 vs Thua BK2</w:t>
+            </w:r>
+          </w:p>
+        </w:tc>
+        <w:tc>
+          <w:p>
+            <w:r>
+              <w:rPr>
+                <w:i/>
+              </w:rPr>
+              <w:t>---</w:t>
+            </w:r>
+          </w:p>
+        </w:tc>
+      </w:tr>
+      <w:tr>
+        <w:tc>
+          <w:p>
+            <w:r>
+              <w:rPr>
+                <w:i/>
+              </w:rPr>
+              <w:t>15:00-15:30</w:t>
+            </w:r>
+          </w:p>
+        </w:tc>
+        <w:tc>
+          <w:p>
+            <w:r>
+              <w:rPr>
+                <w:i/>
+              </w:rPr>
+              <w:t>--- Nghỉ giải lao ---</w:t>
+            </w:r>
+          </w:p>
+        </w:tc>
+        <w:tc>
+          <w:p>
+            <w:r>
+              <w:rPr>
+                <w:i/>
+              </w:rPr>
+              <w:t>--- Nghỉ giải lao ---</w:t>
+            </w:r>
+          </w:p>
+        </w:tc>
+      </w:tr>
+      <w:tr>
+        <w:tc>
+          <w:p>
+            <w:r>
+              <w:t>15:30-16:00</w:t>
+            </w:r>
+          </w:p>
+        </w:tc>
+        <w:tc>
+          <w:p>
+            <w:r>
+              <w:rPr>
+                <w:b/>
+              </w:rPr>
               <w:t>Đôi Nam CHUNG KẾT</w:t>
             </w:r>
           </w:p>
@@ -611,22 +695,28 @@
         <w:tc>
           <w:p>
             <w:r>
-              <w:t>Thắng BK1 vs Thắng BK2</w:t>
-            </w:r>
-          </w:p>
-        </w:tc>
-      </w:tr>
-      <w:tr>
-        <w:tc>
-          <w:p>
-            <w:r>
-              <w:t>15:00-15:30</w:t>
-            </w:r>
-          </w:p>
-        </w:tc>
-        <w:tc>
-          <w:p>
-            <w:r>
+              <w:rPr>
+                <w:i/>
+              </w:rPr>
+              <w:t>---</w:t>
+            </w:r>
+          </w:p>
+        </w:tc>
+      </w:tr>
+      <w:tr>
+        <w:tc>
+          <w:p>
+            <w:r>
+              <w:t>16:00-16:30</w:t>
+            </w:r>
+          </w:p>
+        </w:tc>
+        <w:tc>
+          <w:p>
+            <w:r>
+              <w:rPr>
+                <w:b/>
+              </w:rPr>
               <w:t>Đơn Nữ CHUNG KẾT</w:t>
             </w:r>
           </w:p>
@@ -634,22 +724,28 @@
         <w:tc>
           <w:p>
             <w:r>
-              <w:t>Thắng BK1 vs Thắng BK2</w:t>
-            </w:r>
-          </w:p>
-        </w:tc>
-      </w:tr>
-      <w:tr>
-        <w:tc>
-          <w:p>
-            <w:r>
-              <w:t>16:00-16:30</w:t>
-            </w:r>
-          </w:p>
-        </w:tc>
-        <w:tc>
-          <w:p>
-            <w:r>
+              <w:rPr>
+                <w:i/>
+              </w:rPr>
+              <w:t>---</w:t>
+            </w:r>
+          </w:p>
+        </w:tc>
+      </w:tr>
+      <w:tr>
+        <w:tc>
+          <w:p>
+            <w:r>
+              <w:t>16:30-17:00</w:t>
+            </w:r>
+          </w:p>
+        </w:tc>
+        <w:tc>
+          <w:p>
+            <w:r>
+              <w:rPr>
+                <w:b/>
+              </w:rPr>
               <w:t>Đơn Nam CHUNG KẾT</w:t>
             </w:r>
           </w:p>
@@ -657,7 +753,10 @@
         <w:tc>
           <w:p>
             <w:r>
-              <w:t>Thắng BK1 vs Thắng BK2</w:t>
+              <w:rPr>
+                <w:i/>
+              </w:rPr>
+              <w:t>---</w:t>
             </w:r>
           </w:p>
         </w:tc>
@@ -715,12 +814,12 @@
     </w:p>
     <w:p>
       <w:r>
-        <w:t>1. Thi đấu song song 2 bàn, Đơn Nam và Đơn Nữ cùng khung giờ (không trùng VĐV).</w:t>
-      </w:r>
-    </w:p>
-    <w:p>
-      <w:r>
-        <w:t>2. Nghỉ 30 phút giữa Tứ kết và Vòng bảng để VĐV tham gia nhiều nội dung có thời gian nghỉ.</w:t>
+        <w:t>1. Thi đấu song song 2 bàn.</w:t>
+      </w:r>
+    </w:p>
+    <w:p>
+      <w:r>
+        <w:t>2. Tranh 3-4 đánh trước Chung kết.</w:t>
       </w:r>
     </w:p>
     <w:p>
